--- a/KEPERLUAN SIGN !!!/Berita Acara Penyerahan_AK4.docx
+++ b/KEPERLUAN SIGN !!!/Berita Acara Penyerahan_AK4.docx
@@ -962,7 +962,25 @@
                 <w:szCs w:val="20"/>
                 <w:lang w:val="en-ID"/>
               </w:rPr>
-              <w:t>M.T</w:t>
+              <w:t>M</w:t>
+            </w:r>
+            <w:r>
+              <w:rPr>
+                <w:rFonts w:asciiTheme="majorHAnsi" w:hAnsiTheme="majorHAnsi"/>
+                <w:sz w:val="20"/>
+                <w:szCs w:val="20"/>
+                <w:lang w:val="en-ID"/>
+              </w:rPr>
+              <w:t>.</w:t>
+            </w:r>
+            <w:r>
+              <w:rPr>
+                <w:rFonts w:asciiTheme="majorHAnsi" w:hAnsiTheme="majorHAnsi"/>
+                <w:sz w:val="20"/>
+                <w:szCs w:val="20"/>
+                <w:lang w:val="en-ID"/>
+              </w:rPr>
+              <w:t>T</w:t>
             </w:r>
             <w:proofErr w:type="gramEnd"/>
           </w:p>
@@ -1942,6 +1960,51 @@
     </w:p>
     <w:p>
       <w:pPr>
+        <w:ind w:left="0" w:firstLine="0"/>
+        <w:rPr>
+          <w:rFonts w:asciiTheme="majorHAnsi" w:hAnsiTheme="majorHAnsi"/>
+          <w:sz w:val="20"/>
+          <w:szCs w:val="20"/>
+          <w:lang w:val="da-DK"/>
+        </w:rPr>
+      </w:pPr>
+    </w:p>
+    <w:p>
+      <w:pPr>
+        <w:ind w:left="0" w:firstLine="0"/>
+        <w:rPr>
+          <w:rFonts w:asciiTheme="majorHAnsi" w:hAnsiTheme="majorHAnsi"/>
+          <w:sz w:val="20"/>
+          <w:szCs w:val="20"/>
+          <w:lang w:val="da-DK"/>
+        </w:rPr>
+      </w:pPr>
+    </w:p>
+    <w:p>
+      <w:pPr>
+        <w:ind w:left="0" w:firstLine="0"/>
+        <w:rPr>
+          <w:rFonts w:asciiTheme="majorHAnsi" w:hAnsiTheme="majorHAnsi"/>
+          <w:sz w:val="20"/>
+          <w:szCs w:val="20"/>
+          <w:lang w:val="da-DK"/>
+        </w:rPr>
+      </w:pPr>
+    </w:p>
+    <w:p>
+      <w:pPr>
+        <w:ind w:left="0" w:firstLine="0"/>
+        <w:rPr>
+          <w:rFonts w:asciiTheme="majorHAnsi" w:hAnsiTheme="majorHAnsi"/>
+          <w:sz w:val="20"/>
+          <w:szCs w:val="20"/>
+          <w:lang w:val="da-DK"/>
+        </w:rPr>
+      </w:pPr>
+    </w:p>
+    <w:p>
+      <w:pPr>
+        <w:ind w:left="0" w:firstLine="0"/>
         <w:rPr>
           <w:rFonts w:asciiTheme="majorHAnsi" w:hAnsiTheme="majorHAnsi"/>
           <w:sz w:val="20"/>
@@ -1952,30 +2015,37 @@
     </w:p>
     <w:tbl>
       <w:tblPr>
-        <w:tblW w:w="9639" w:type="dxa"/>
-        <w:tblInd w:w="108" w:type="dxa"/>
+        <w:tblStyle w:val="TableGrid"/>
+        <w:tblW w:w="0" w:type="auto"/>
+        <w:tblBorders>
+          <w:top w:val="none" w:sz="0" w:space="0" w:color="auto"/>
+          <w:left w:val="none" w:sz="0" w:space="0" w:color="auto"/>
+          <w:bottom w:val="none" w:sz="0" w:space="0" w:color="auto"/>
+          <w:right w:val="none" w:sz="0" w:space="0" w:color="auto"/>
+          <w:insideH w:val="none" w:sz="0" w:space="0" w:color="auto"/>
+          <w:insideV w:val="none" w:sz="0" w:space="0" w:color="auto"/>
+        </w:tblBorders>
         <w:tblLook w:val="04A0" w:firstRow="1" w:lastRow="0" w:firstColumn="1" w:lastColumn="0" w:noHBand="0" w:noVBand="1"/>
       </w:tblPr>
       <w:tblGrid>
-        <w:gridCol w:w="4820"/>
-        <w:gridCol w:w="4819"/>
+        <w:gridCol w:w="4814"/>
+        <w:gridCol w:w="4814"/>
       </w:tblGrid>
       <w:tr>
-        <w:trPr>
-          <w:trHeight w:val="2406"/>
-        </w:trPr>
         <w:tc>
           <w:tcPr>
-            <w:tcW w:w="4820" w:type="dxa"/>
+            <w:tcW w:w="4814" w:type="dxa"/>
+            <w:vAlign w:val="center"/>
           </w:tcPr>
           <w:p>
             <w:pPr>
+              <w:ind w:left="0" w:firstLine="0"/>
               <w:jc w:val="center"/>
               <w:rPr>
                 <w:rFonts w:asciiTheme="majorHAnsi" w:hAnsiTheme="majorHAnsi"/>
                 <w:sz w:val="20"/>
                 <w:szCs w:val="20"/>
-                <w:lang w:val="sv-SE"/>
+                <w:lang w:val="da-DK"/>
               </w:rPr>
             </w:pPr>
             <w:r>
@@ -1986,231 +2056,23 @@
                 <w:lang w:val="da-DK"/>
               </w:rPr>
               <w:t>Pihak Kesatu</w:t>
-            </w:r>
-          </w:p>
-          <w:p>
-            <w:pPr>
-              <w:jc w:val="center"/>
-              <w:rPr>
-                <w:rFonts w:asciiTheme="majorHAnsi" w:hAnsiTheme="majorHAnsi"/>
-                <w:b/>
-                <w:sz w:val="20"/>
-                <w:szCs w:val="20"/>
-              </w:rPr>
-            </w:pPr>
-            <w:r>
-              <w:rPr>
-                <w:rFonts w:asciiTheme="majorHAnsi" w:hAnsiTheme="majorHAnsi"/>
-                <w:b/>
-                <w:bCs/>
-                <w:sz w:val="20"/>
-                <w:szCs w:val="20"/>
-                <w:lang w:val="sv-SE"/>
-              </w:rPr>
-              <w:t>Manajer Proyek</w:t>
-            </w:r>
-          </w:p>
-          <w:p>
-            <w:pPr>
-              <w:jc w:val="center"/>
-              <w:rPr>
-                <w:rFonts w:asciiTheme="majorHAnsi" w:hAnsiTheme="majorHAnsi"/>
-                <w:b/>
-                <w:sz w:val="20"/>
-                <w:szCs w:val="20"/>
-              </w:rPr>
-            </w:pPr>
-          </w:p>
-          <w:p>
-            <w:pPr>
-              <w:jc w:val="center"/>
-              <w:rPr>
-                <w:rFonts w:asciiTheme="majorHAnsi" w:hAnsiTheme="majorHAnsi"/>
-                <w:b/>
-                <w:sz w:val="20"/>
-                <w:szCs w:val="20"/>
-              </w:rPr>
-            </w:pPr>
-          </w:p>
-          <w:p>
-            <w:pPr>
-              <w:jc w:val="center"/>
-              <w:rPr>
-                <w:rFonts w:asciiTheme="majorHAnsi" w:hAnsiTheme="majorHAnsi"/>
-                <w:b/>
-                <w:sz w:val="20"/>
-                <w:szCs w:val="20"/>
-              </w:rPr>
-            </w:pPr>
-          </w:p>
-          <w:p>
-            <w:pPr>
-              <w:jc w:val="center"/>
-              <w:rPr>
-                <w:rFonts w:asciiTheme="majorHAnsi" w:hAnsiTheme="majorHAnsi"/>
-                <w:b/>
-                <w:sz w:val="20"/>
-                <w:szCs w:val="20"/>
-              </w:rPr>
-            </w:pPr>
-          </w:p>
-          <w:p>
-            <w:pPr>
-              <w:jc w:val="center"/>
-              <w:rPr>
-                <w:rFonts w:asciiTheme="majorHAnsi" w:hAnsiTheme="majorHAnsi"/>
-                <w:b/>
-                <w:sz w:val="20"/>
-                <w:szCs w:val="20"/>
-              </w:rPr>
-            </w:pPr>
-          </w:p>
-          <w:p>
-            <w:pPr>
-              <w:jc w:val="center"/>
-              <w:rPr>
-                <w:rFonts w:asciiTheme="majorHAnsi" w:hAnsiTheme="majorHAnsi"/>
-                <w:b/>
-                <w:sz w:val="20"/>
-                <w:szCs w:val="20"/>
-              </w:rPr>
-            </w:pPr>
-          </w:p>
-          <w:p>
-            <w:pPr>
-              <w:jc w:val="center"/>
-              <w:rPr>
-                <w:rFonts w:asciiTheme="majorHAnsi" w:hAnsiTheme="majorHAnsi"/>
-                <w:b/>
-                <w:sz w:val="20"/>
-                <w:szCs w:val="20"/>
-              </w:rPr>
-            </w:pPr>
-          </w:p>
-          <w:p>
-            <w:pPr>
-              <w:jc w:val="center"/>
-              <w:rPr>
-                <w:rFonts w:asciiTheme="majorHAnsi" w:hAnsiTheme="majorHAnsi"/>
-                <w:sz w:val="20"/>
-                <w:szCs w:val="20"/>
-                <w:u w:val="single"/>
-              </w:rPr>
-            </w:pPr>
-            <w:r>
-              <w:rPr>
-                <w:rFonts w:asciiTheme="majorHAnsi" w:hAnsiTheme="majorHAnsi"/>
-                <w:sz w:val="20"/>
-                <w:szCs w:val="20"/>
-                <w:u w:val="single"/>
-                <w:lang w:val="en-ID"/>
-              </w:rPr>
-              <w:t xml:space="preserve">Agung Riyadi, </w:t>
-            </w:r>
-            <w:proofErr w:type="spellStart"/>
-            <w:r>
-              <w:rPr>
-                <w:rFonts w:asciiTheme="majorHAnsi" w:hAnsiTheme="majorHAnsi"/>
-                <w:sz w:val="20"/>
-                <w:szCs w:val="20"/>
-                <w:u w:val="single"/>
-                <w:lang w:val="en-ID"/>
-              </w:rPr>
-              <w:t>S.Si</w:t>
-            </w:r>
-            <w:proofErr w:type="spellEnd"/>
-            <w:r>
-              <w:rPr>
-                <w:rFonts w:asciiTheme="majorHAnsi" w:hAnsiTheme="majorHAnsi"/>
-                <w:sz w:val="20"/>
-                <w:szCs w:val="20"/>
-                <w:u w:val="single"/>
-                <w:lang w:val="en-ID"/>
-              </w:rPr>
-              <w:t xml:space="preserve">., </w:t>
-            </w:r>
-            <w:proofErr w:type="spellStart"/>
-            <w:proofErr w:type="gramStart"/>
-            <w:r>
-              <w:rPr>
-                <w:rFonts w:asciiTheme="majorHAnsi" w:hAnsiTheme="majorHAnsi"/>
-                <w:sz w:val="20"/>
-                <w:szCs w:val="20"/>
-                <w:u w:val="single"/>
-                <w:lang w:val="en-ID"/>
-              </w:rPr>
-              <w:t>M.Kom</w:t>
-            </w:r>
-            <w:proofErr w:type="spellEnd"/>
-            <w:proofErr w:type="gramEnd"/>
-            <w:r>
-              <w:rPr>
-                <w:rFonts w:asciiTheme="majorHAnsi" w:hAnsiTheme="majorHAnsi"/>
-                <w:sz w:val="20"/>
-                <w:szCs w:val="20"/>
-                <w:u w:val="single"/>
-              </w:rPr>
-              <w:t xml:space="preserve"> </w:t>
-            </w:r>
-          </w:p>
-          <w:p>
-            <w:pPr>
-              <w:jc w:val="center"/>
-              <w:rPr>
-                <w:rFonts w:asciiTheme="majorHAnsi" w:hAnsiTheme="majorHAnsi"/>
-                <w:b/>
-                <w:sz w:val="20"/>
-                <w:szCs w:val="20"/>
-                <w:lang w:val="en-US"/>
-              </w:rPr>
-            </w:pPr>
-            <w:r>
-              <w:rPr>
-                <w:rFonts w:asciiTheme="majorHAnsi" w:hAnsiTheme="majorHAnsi"/>
-                <w:sz w:val="20"/>
-                <w:szCs w:val="20"/>
-              </w:rPr>
-              <w:t>NI</w:t>
-            </w:r>
-            <w:r>
-              <w:rPr>
-                <w:rFonts w:asciiTheme="majorHAnsi" w:hAnsiTheme="majorHAnsi"/>
-                <w:sz w:val="20"/>
-                <w:szCs w:val="20"/>
-                <w:lang w:val="en-ID"/>
-              </w:rPr>
-              <w:t>K</w:t>
-            </w:r>
-            <w:r>
-              <w:rPr>
-                <w:rFonts w:asciiTheme="majorHAnsi" w:hAnsiTheme="majorHAnsi"/>
-                <w:sz w:val="20"/>
-                <w:szCs w:val="20"/>
-              </w:rPr>
-              <w:t xml:space="preserve">. </w:t>
-            </w:r>
-            <w:r>
-              <w:rPr>
-                <w:rFonts w:asciiTheme="majorHAnsi" w:hAnsiTheme="majorHAnsi"/>
-                <w:sz w:val="20"/>
-                <w:szCs w:val="20"/>
-                <w:lang w:val="en-ID"/>
-              </w:rPr>
-              <w:t>119221</w:t>
             </w:r>
           </w:p>
         </w:tc>
         <w:tc>
           <w:tcPr>
-            <w:tcW w:w="4819" w:type="dxa"/>
+            <w:tcW w:w="4814" w:type="dxa"/>
+            <w:vAlign w:val="center"/>
           </w:tcPr>
           <w:p>
             <w:pPr>
+              <w:ind w:left="0" w:firstLine="0"/>
               <w:jc w:val="center"/>
               <w:rPr>
                 <w:rFonts w:asciiTheme="majorHAnsi" w:hAnsiTheme="majorHAnsi"/>
                 <w:sz w:val="20"/>
                 <w:szCs w:val="20"/>
+                <w:lang w:val="da-DK"/>
               </w:rPr>
             </w:pPr>
             <w:r>
@@ -2218,13 +2080,31 @@
                 <w:rFonts w:asciiTheme="majorHAnsi" w:hAnsiTheme="majorHAnsi"/>
                 <w:sz w:val="20"/>
                 <w:szCs w:val="20"/>
+                <w:lang w:val="da-DK"/>
               </w:rPr>
               <w:t>Pihak Kedua</w:t>
             </w:r>
           </w:p>
+        </w:tc>
+      </w:tr>
+      <w:tr>
+        <w:tc>
+          <w:tcPr>
+            <w:tcW w:w="4814" w:type="dxa"/>
+            <w:vAlign w:val="center"/>
+          </w:tcPr>
           <w:p>
             <w:pPr>
+              <w:ind w:left="0" w:firstLine="0"/>
               <w:jc w:val="center"/>
+              <w:rPr>
+                <w:rFonts w:asciiTheme="majorHAnsi" w:hAnsiTheme="majorHAnsi"/>
+                <w:b/>
+                <w:bCs/>
+                <w:sz w:val="20"/>
+                <w:szCs w:val="20"/>
+                <w:lang w:val="da-DK"/>
+              </w:rPr>
             </w:pPr>
             <w:r>
               <w:rPr>
@@ -2233,98 +2113,321 @@
                 <w:bCs/>
                 <w:sz w:val="20"/>
                 <w:szCs w:val="20"/>
-                <w:lang w:val="en-ID"/>
+                <w:lang w:val="da-DK"/>
+              </w:rPr>
+              <w:t>Manajer Proyek</w:t>
+            </w:r>
+          </w:p>
+        </w:tc>
+        <w:tc>
+          <w:tcPr>
+            <w:tcW w:w="4814" w:type="dxa"/>
+            <w:vAlign w:val="center"/>
+          </w:tcPr>
+          <w:p>
+            <w:pPr>
+              <w:ind w:left="0" w:firstLine="0"/>
+              <w:jc w:val="center"/>
+              <w:rPr>
+                <w:rFonts w:asciiTheme="majorHAnsi" w:hAnsiTheme="majorHAnsi"/>
+                <w:b/>
+                <w:bCs/>
+                <w:sz w:val="20"/>
+                <w:szCs w:val="20"/>
+                <w:lang w:val="da-DK"/>
+              </w:rPr>
+            </w:pPr>
+            <w:r>
+              <w:rPr>
+                <w:rFonts w:asciiTheme="majorHAnsi" w:hAnsiTheme="majorHAnsi"/>
+                <w:b/>
+                <w:bCs/>
+                <w:sz w:val="20"/>
+                <w:szCs w:val="20"/>
+                <w:lang w:val="da-DK"/>
               </w:rPr>
               <w:t>Klien</w:t>
             </w:r>
           </w:p>
+        </w:tc>
+      </w:tr>
+      <w:tr>
+        <w:trPr>
+          <w:trHeight w:val="2024"/>
+        </w:trPr>
+        <w:tc>
+          <w:tcPr>
+            <w:tcW w:w="4814" w:type="dxa"/>
+            <w:vAlign w:val="center"/>
+          </w:tcPr>
           <w:p>
             <w:pPr>
+              <w:ind w:left="0" w:firstLine="0"/>
               <w:jc w:val="center"/>
               <w:rPr>
                 <w:rFonts w:asciiTheme="majorHAnsi" w:hAnsiTheme="majorHAnsi"/>
-                <w:b/>
-                <w:sz w:val="20"/>
-                <w:szCs w:val="20"/>
+                <w:sz w:val="20"/>
+                <w:szCs w:val="20"/>
+                <w:lang w:val="da-DK"/>
               </w:rPr>
             </w:pPr>
+            <w:r>
+              <w:rPr>
+                <w:rFonts w:asciiTheme="majorHAnsi" w:hAnsiTheme="majorHAnsi"/>
+                <w:noProof/>
+                <w:sz w:val="20"/>
+                <w:szCs w:val="20"/>
+                <w:lang w:val="da-DK"/>
+              </w:rPr>
+              <w:drawing>
+                <wp:inline distT="0" distB="0" distL="0" distR="0" wp14:anchorId="5CC1F155" wp14:editId="16826B8E">
+                  <wp:extent cx="2260550" cy="1161904"/>
+                  <wp:effectExtent l="19050" t="19050" r="26035" b="19685"/>
+                  <wp:docPr id="147667741" name="Picture 1"/>
+                  <wp:cNvGraphicFramePr>
+                    <a:graphicFrameLocks xmlns:a="http://schemas.openxmlformats.org/drawingml/2006/main" noChangeAspect="1"/>
+                  </wp:cNvGraphicFramePr>
+                  <a:graphic xmlns:a="http://schemas.openxmlformats.org/drawingml/2006/main">
+                    <a:graphicData uri="http://schemas.openxmlformats.org/drawingml/2006/picture">
+                      <pic:pic xmlns:pic="http://schemas.openxmlformats.org/drawingml/2006/picture">
+                        <pic:nvPicPr>
+                          <pic:cNvPr id="147667741" name="Picture 1"/>
+                          <pic:cNvPicPr/>
+                        </pic:nvPicPr>
+                        <pic:blipFill rotWithShape="1">
+                          <a:blip r:embed="rId11" cstate="print">
+                            <a:extLst>
+                              <a:ext uri="{28A0092B-C50C-407E-A947-70E740481C1C}">
+                                <a14:useLocalDpi xmlns:a14="http://schemas.microsoft.com/office/drawing/2010/main" val="0"/>
+                              </a:ext>
+                            </a:extLst>
+                          </a:blip>
+                          <a:srcRect l="11831" r="14034"/>
+                          <a:stretch>
+                            <a:fillRect/>
+                          </a:stretch>
+                        </pic:blipFill>
+                        <pic:spPr bwMode="auto">
+                          <a:xfrm>
+                            <a:off x="0" y="0"/>
+                            <a:ext cx="2331377" cy="1198308"/>
+                          </a:xfrm>
+                          <a:prstGeom prst="rect">
+                            <a:avLst/>
+                          </a:prstGeom>
+                          <a:ln>
+                            <a:solidFill>
+                              <a:schemeClr val="tx1">
+                                <a:lumMod val="65000"/>
+                                <a:lumOff val="35000"/>
+                              </a:schemeClr>
+                            </a:solidFill>
+                          </a:ln>
+                          <a:extLst>
+                            <a:ext uri="{53640926-AAD7-44D8-BBD7-CCE9431645EC}">
+                              <a14:shadowObscured xmlns:a14="http://schemas.microsoft.com/office/drawing/2010/main"/>
+                            </a:ext>
+                          </a:extLst>
+                        </pic:spPr>
+                      </pic:pic>
+                    </a:graphicData>
+                  </a:graphic>
+                </wp:inline>
+              </w:drawing>
+            </w:r>
           </w:p>
+        </w:tc>
+        <w:tc>
+          <w:tcPr>
+            <w:tcW w:w="4814" w:type="dxa"/>
+            <w:vAlign w:val="center"/>
+          </w:tcPr>
           <w:p>
             <w:pPr>
+              <w:ind w:left="0" w:firstLine="0"/>
               <w:jc w:val="center"/>
               <w:rPr>
                 <w:rFonts w:asciiTheme="majorHAnsi" w:hAnsiTheme="majorHAnsi"/>
-                <w:b/>
-                <w:sz w:val="20"/>
-                <w:szCs w:val="20"/>
+                <w:sz w:val="20"/>
+                <w:szCs w:val="20"/>
+                <w:lang w:val="da-DK"/>
               </w:rPr>
             </w:pPr>
+            <w:r>
+              <w:rPr>
+                <w:rFonts w:asciiTheme="majorHAnsi" w:hAnsiTheme="majorHAnsi"/>
+                <w:noProof/>
+                <w:sz w:val="20"/>
+                <w:szCs w:val="20"/>
+                <w:lang w:val="da-DK"/>
+              </w:rPr>
+              <w:drawing>
+                <wp:inline distT="0" distB="0" distL="0" distR="0" wp14:anchorId="704E0FAC" wp14:editId="71EB5DC0">
+                  <wp:extent cx="1990579" cy="1183236"/>
+                  <wp:effectExtent l="0" t="0" r="0" b="0"/>
+                  <wp:docPr id="1929004186" name="Picture 1"/>
+                  <wp:cNvGraphicFramePr>
+                    <a:graphicFrameLocks xmlns:a="http://schemas.openxmlformats.org/drawingml/2006/main" noChangeAspect="1"/>
+                  </wp:cNvGraphicFramePr>
+                  <a:graphic xmlns:a="http://schemas.openxmlformats.org/drawingml/2006/main">
+                    <a:graphicData uri="http://schemas.openxmlformats.org/drawingml/2006/picture">
+                      <pic:pic xmlns:pic="http://schemas.openxmlformats.org/drawingml/2006/picture">
+                        <pic:nvPicPr>
+                          <pic:cNvPr id="1929004186" name="Picture 1929004186"/>
+                          <pic:cNvPicPr/>
+                        </pic:nvPicPr>
+                        <pic:blipFill>
+                          <a:blip r:embed="rId12" cstate="print">
+                            <a:extLst>
+                              <a:ext uri="{28A0092B-C50C-407E-A947-70E740481C1C}">
+                                <a14:useLocalDpi xmlns:a14="http://schemas.microsoft.com/office/drawing/2010/main" val="0"/>
+                              </a:ext>
+                            </a:extLst>
+                          </a:blip>
+                          <a:stretch>
+                            <a:fillRect/>
+                          </a:stretch>
+                        </pic:blipFill>
+                        <pic:spPr>
+                          <a:xfrm>
+                            <a:off x="0" y="0"/>
+                            <a:ext cx="2022357" cy="1202125"/>
+                          </a:xfrm>
+                          <a:prstGeom prst="rect">
+                            <a:avLst/>
+                          </a:prstGeom>
+                        </pic:spPr>
+                      </pic:pic>
+                    </a:graphicData>
+                  </a:graphic>
+                </wp:inline>
+              </w:drawing>
+            </w:r>
           </w:p>
+        </w:tc>
+      </w:tr>
+      <w:tr>
+        <w:tc>
+          <w:tcPr>
+            <w:tcW w:w="4814" w:type="dxa"/>
+            <w:vAlign w:val="center"/>
+          </w:tcPr>
           <w:p>
             <w:pPr>
+              <w:ind w:left="0" w:firstLine="0"/>
               <w:jc w:val="center"/>
               <w:rPr>
                 <w:rFonts w:asciiTheme="majorHAnsi" w:hAnsiTheme="majorHAnsi"/>
-                <w:b/>
-                <w:sz w:val="20"/>
-                <w:szCs w:val="20"/>
+                <w:sz w:val="20"/>
+                <w:szCs w:val="20"/>
+                <w:u w:val="single"/>
+                <w:lang w:val="da-DK"/>
               </w:rPr>
             </w:pPr>
+            <w:r>
+              <w:rPr>
+                <w:rFonts w:asciiTheme="majorHAnsi" w:hAnsiTheme="majorHAnsi"/>
+                <w:sz w:val="20"/>
+                <w:szCs w:val="20"/>
+                <w:u w:val="single"/>
+                <w:lang w:val="da-DK"/>
+              </w:rPr>
+              <w:t>Agung Riyadi, S.Si., M.</w:t>
+            </w:r>
+            <w:r>
+              <w:rPr>
+                <w:rFonts w:asciiTheme="majorHAnsi" w:hAnsiTheme="majorHAnsi"/>
+                <w:sz w:val="20"/>
+                <w:szCs w:val="20"/>
+                <w:u w:val="single"/>
+                <w:lang w:val="da-DK"/>
+              </w:rPr>
+              <w:t>K</w:t>
+            </w:r>
+            <w:r>
+              <w:rPr>
+                <w:rFonts w:asciiTheme="majorHAnsi" w:hAnsiTheme="majorHAnsi"/>
+                <w:sz w:val="20"/>
+                <w:szCs w:val="20"/>
+                <w:u w:val="single"/>
+                <w:lang w:val="da-DK"/>
+              </w:rPr>
+              <w:t>om</w:t>
+            </w:r>
           </w:p>
+        </w:tc>
+        <w:tc>
+          <w:tcPr>
+            <w:tcW w:w="4814" w:type="dxa"/>
+            <w:vAlign w:val="center"/>
+          </w:tcPr>
           <w:p>
             <w:pPr>
+              <w:ind w:left="0" w:firstLine="0"/>
               <w:jc w:val="center"/>
               <w:rPr>
                 <w:rFonts w:asciiTheme="majorHAnsi" w:hAnsiTheme="majorHAnsi"/>
-                <w:b/>
-                <w:sz w:val="20"/>
-                <w:szCs w:val="20"/>
+                <w:sz w:val="20"/>
+                <w:szCs w:val="20"/>
+                <w:u w:val="single"/>
+                <w:lang w:val="da-DK"/>
               </w:rPr>
             </w:pPr>
+            <w:r>
+              <w:rPr>
+                <w:rFonts w:asciiTheme="majorHAnsi" w:hAnsiTheme="majorHAnsi"/>
+                <w:sz w:val="20"/>
+                <w:szCs w:val="20"/>
+                <w:u w:val="single"/>
+                <w:lang w:val="da-DK"/>
+              </w:rPr>
+              <w:t>Agus Fatulloh, S.T., M.T</w:t>
+            </w:r>
           </w:p>
+        </w:tc>
+      </w:tr>
+      <w:tr>
+        <w:tc>
+          <w:tcPr>
+            <w:tcW w:w="4814" w:type="dxa"/>
+            <w:vAlign w:val="center"/>
+          </w:tcPr>
           <w:p>
             <w:pPr>
+              <w:ind w:left="0" w:firstLine="0"/>
               <w:jc w:val="center"/>
               <w:rPr>
                 <w:rFonts w:asciiTheme="majorHAnsi" w:hAnsiTheme="majorHAnsi"/>
-                <w:b/>
-                <w:sz w:val="20"/>
-                <w:szCs w:val="20"/>
+                <w:sz w:val="20"/>
+                <w:szCs w:val="20"/>
+                <w:lang w:val="da-DK"/>
               </w:rPr>
             </w:pPr>
+            <w:r>
+              <w:rPr>
+                <w:rFonts w:asciiTheme="majorHAnsi" w:hAnsiTheme="majorHAnsi"/>
+                <w:sz w:val="20"/>
+                <w:szCs w:val="20"/>
+                <w:lang w:val="da-DK"/>
+              </w:rPr>
+              <w:t>NIK. 119221</w:t>
+            </w:r>
           </w:p>
+        </w:tc>
+        <w:tc>
+          <w:tcPr>
+            <w:tcW w:w="4814" w:type="dxa"/>
+            <w:vAlign w:val="center"/>
+          </w:tcPr>
           <w:p>
             <w:pPr>
+              <w:ind w:left="0" w:firstLine="0"/>
               <w:jc w:val="center"/>
               <w:rPr>
                 <w:rFonts w:asciiTheme="majorHAnsi" w:hAnsiTheme="majorHAnsi"/>
-                <w:b/>
-                <w:sz w:val="20"/>
-                <w:szCs w:val="20"/>
-              </w:rPr>
-            </w:pPr>
-          </w:p>
-          <w:p>
-            <w:pPr>
-              <w:jc w:val="center"/>
-              <w:rPr>
-                <w:rFonts w:asciiTheme="majorHAnsi" w:hAnsiTheme="majorHAnsi"/>
-                <w:b/>
-                <w:sz w:val="20"/>
-                <w:szCs w:val="20"/>
-              </w:rPr>
-            </w:pPr>
-          </w:p>
-          <w:p>
-            <w:pPr>
-              <w:jc w:val="center"/>
-              <w:rPr>
-                <w:rFonts w:asciiTheme="majorHAnsi" w:hAnsiTheme="majorHAnsi"/>
-                <w:b/>
-                <w:sz w:val="20"/>
-                <w:szCs w:val="20"/>
-                <w:u w:val="single"/>
-                <w:lang w:val="en-ID"/>
+                <w:sz w:val="20"/>
+                <w:szCs w:val="20"/>
+                <w:lang w:val="da-DK"/>
               </w:rPr>
             </w:pPr>
             <w:r>
@@ -2332,69 +2435,9 @@
                 <w:rFonts w:asciiTheme="majorHAnsi" w:hAnsiTheme="majorHAnsi"/>
                 <w:sz w:val="20"/>
                 <w:szCs w:val="20"/>
-                <w:u w:val="single"/>
-                <w:lang w:val="en-ID"/>
-              </w:rPr>
-              <w:t xml:space="preserve">Agus </w:t>
-            </w:r>
-            <w:proofErr w:type="spellStart"/>
-            <w:r>
-              <w:rPr>
-                <w:rFonts w:asciiTheme="majorHAnsi" w:hAnsiTheme="majorHAnsi"/>
-                <w:sz w:val="20"/>
-                <w:szCs w:val="20"/>
-                <w:u w:val="single"/>
-                <w:lang w:val="en-ID"/>
-              </w:rPr>
-              <w:t>Fatulloh</w:t>
-            </w:r>
-            <w:proofErr w:type="spellEnd"/>
-            <w:r>
-              <w:rPr>
-                <w:rFonts w:asciiTheme="majorHAnsi" w:hAnsiTheme="majorHAnsi"/>
-                <w:sz w:val="20"/>
-                <w:szCs w:val="20"/>
-                <w:u w:val="single"/>
-                <w:lang w:val="en-ID"/>
-              </w:rPr>
-              <w:t>, S.T., M.T</w:t>
-            </w:r>
-          </w:p>
-          <w:p>
-            <w:pPr>
-              <w:jc w:val="center"/>
-              <w:rPr>
-                <w:rFonts w:asciiTheme="majorHAnsi" w:hAnsiTheme="majorHAnsi"/>
-                <w:sz w:val="20"/>
-                <w:szCs w:val="20"/>
-                <w:lang w:val="en-ID"/>
-              </w:rPr>
-            </w:pPr>
-            <w:r>
-              <w:rPr>
-                <w:rFonts w:asciiTheme="majorHAnsi" w:hAnsiTheme="majorHAnsi"/>
-                <w:sz w:val="20"/>
-                <w:szCs w:val="20"/>
-              </w:rPr>
-              <w:t>NI</w:t>
-            </w:r>
-            <w:r>
-              <w:rPr>
-                <w:rFonts w:asciiTheme="majorHAnsi" w:hAnsiTheme="majorHAnsi"/>
-                <w:sz w:val="20"/>
-                <w:szCs w:val="20"/>
-                <w:lang w:val="en-US"/>
-              </w:rPr>
-              <w:t xml:space="preserve">K. </w:t>
-            </w:r>
-            <w:r>
-              <w:rPr>
-                <w:rFonts w:asciiTheme="majorHAnsi" w:hAnsiTheme="majorHAnsi"/>
-                <w:sz w:val="20"/>
-                <w:szCs w:val="20"/>
-                <w:lang w:val="en-US"/>
-              </w:rPr>
-              <w:t>107051</w:t>
+                <w:lang w:val="da-DK"/>
+              </w:rPr>
+              <w:t>NIK. 107051</w:t>
             </w:r>
           </w:p>
         </w:tc>
@@ -2404,7 +2447,6 @@
       <w:pPr>
         <w:spacing w:line="240" w:lineRule="auto"/>
         <w:ind w:left="0" w:firstLine="0"/>
-        <w:jc w:val="center"/>
         <w:rPr>
           <w:rFonts w:asciiTheme="majorHAnsi" w:hAnsiTheme="majorHAnsi"/>
           <w:b/>
@@ -2431,7 +2473,7 @@
       </w:pPr>
     </w:p>
     <w:sectPr>
-      <w:headerReference w:type="default" r:id="rId11"/>
+      <w:headerReference w:type="default" r:id="rId13"/>
       <w:pgSz w:w="11906" w:h="16838" w:code="9"/>
       <w:pgMar w:top="1134" w:right="1134" w:bottom="1134" w:left="1134" w:header="709" w:footer="709" w:gutter="0"/>
       <w:cols w:space="708"/>
@@ -3921,25 +3963,6 @@
 </file>
 
 <file path=customXml/item1.xml><?xml version="1.0" encoding="utf-8"?>
-<p:properties xmlns:p="http://schemas.microsoft.com/office/2006/metadata/properties" xmlns:xsi="http://www.w3.org/2001/XMLSchema-instance" xmlns:pc="http://schemas.microsoft.com/office/infopath/2007/PartnerControls">
-  <documentManagement/>
-</p:properties>
-</file>
-
-<file path=customXml/item2.xml><?xml version="1.0" encoding="utf-8"?>
-<?mso-contentType ?>
-<FormTemplates xmlns="http://schemas.microsoft.com/sharepoint/v3/contenttype/forms">
-  <Display>DocumentLibraryForm</Display>
-  <Edit>DocumentLibraryForm</Edit>
-  <New>DocumentLibraryForm</New>
-</FormTemplates>
-</file>
-
-<file path=customXml/item3.xml><?xml version="1.0" encoding="utf-8"?>
-<b:Sources xmlns:b="http://schemas.openxmlformats.org/officeDocument/2006/bibliography" xmlns="http://schemas.openxmlformats.org/officeDocument/2006/bibliography" SelectedStyle="\APASixthEditionOfficeOnline.xsl" StyleName="APA" Version="6"/>
-</file>
-
-<file path=customXml/item4.xml><?xml version="1.0" encoding="utf-8"?>
 <ct:contentTypeSchema xmlns:ct="http://schemas.microsoft.com/office/2006/metadata/contentType" xmlns:ma="http://schemas.microsoft.com/office/2006/metadata/properties/metaAttributes" ct:_="" ma:_="" ma:contentTypeName="Document" ma:contentTypeID="0x010100E06F96D7C2CAB5479C61287E2D2B78C6" ma:contentTypeVersion="12" ma:contentTypeDescription="Create a new document." ma:contentTypeScope="" ma:versionID="06cf10183407d63c7f911ce56615c788">
   <xsd:schema xmlns:xsd="http://www.w3.org/2001/XMLSchema" xmlns:xs="http://www.w3.org/2001/XMLSchema" xmlns:p="http://schemas.microsoft.com/office/2006/metadata/properties" xmlns:ns2="be8c41bc-23c1-45d3-b96b-34f61b78cc78" xmlns:ns3="cff02a7a-c994-4548-b1b3-6474d779fbe9" targetNamespace="http://schemas.microsoft.com/office/2006/metadata/properties" ma:root="true" ma:fieldsID="0f57ba4342d6a5dc451527fb643073db" ns2:_="" ns3:_="">
     <xsd:import namespace="be8c41bc-23c1-45d3-b96b-34f61b78cc78"/>
@@ -4156,32 +4179,26 @@
 </ct:contentTypeSchema>
 </file>
 
-<file path=customXml/itemProps1.xml><?xml version="1.0" encoding="utf-8"?>
-<ds:datastoreItem xmlns:ds="http://schemas.openxmlformats.org/officeDocument/2006/customXml" ds:itemID="{D832A502-746A-4E85-8F3E-FCD4602F5288}">
-  <ds:schemaRefs>
-    <ds:schemaRef ds:uri="http://schemas.microsoft.com/office/2006/metadata/properties"/>
-    <ds:schemaRef ds:uri="http://schemas.microsoft.com/office/infopath/2007/PartnerControls"/>
-  </ds:schemaRefs>
-</ds:datastoreItem>
+<file path=customXml/item2.xml><?xml version="1.0" encoding="utf-8"?>
+<b:Sources xmlns:b="http://schemas.openxmlformats.org/officeDocument/2006/bibliography" xmlns="http://schemas.openxmlformats.org/officeDocument/2006/bibliography" SelectedStyle="\APASixthEditionOfficeOnline.xsl" StyleName="APA" Version="6"/>
 </file>
 
-<file path=customXml/itemProps2.xml><?xml version="1.0" encoding="utf-8"?>
-<ds:datastoreItem xmlns:ds="http://schemas.openxmlformats.org/officeDocument/2006/customXml" ds:itemID="{17536E81-D9AE-4CDE-802B-BF7FB31DF987}">
-  <ds:schemaRefs>
-    <ds:schemaRef ds:uri="http://schemas.microsoft.com/sharepoint/v3/contenttype/forms"/>
-  </ds:schemaRefs>
-</ds:datastoreItem>
+<file path=customXml/item3.xml><?xml version="1.0" encoding="utf-8"?>
+<?mso-contentType ?>
+<FormTemplates xmlns="http://schemas.microsoft.com/sharepoint/v3/contenttype/forms">
+  <Display>DocumentLibraryForm</Display>
+  <Edit>DocumentLibraryForm</Edit>
+  <New>DocumentLibraryForm</New>
+</FormTemplates>
 </file>
 
-<file path=customXml/itemProps3.xml><?xml version="1.0" encoding="utf-8"?>
-<ds:datastoreItem xmlns:ds="http://schemas.openxmlformats.org/officeDocument/2006/customXml" ds:itemID="{136A164F-8645-44D8-B6BC-A4E6138E831C}">
-  <ds:schemaRefs>
-    <ds:schemaRef ds:uri="http://schemas.openxmlformats.org/officeDocument/2006/bibliography"/>
-  </ds:schemaRefs>
-</ds:datastoreItem>
+<file path=customXml/item4.xml><?xml version="1.0" encoding="utf-8"?>
+<p:properties xmlns:p="http://schemas.microsoft.com/office/2006/metadata/properties" xmlns:xsi="http://www.w3.org/2001/XMLSchema-instance" xmlns:pc="http://schemas.microsoft.com/office/infopath/2007/PartnerControls">
+  <documentManagement/>
+</p:properties>
 </file>
 
-<file path=customXml/itemProps4.xml><?xml version="1.0" encoding="utf-8"?>
+<file path=customXml/itemProps1.xml><?xml version="1.0" encoding="utf-8"?>
 <ds:datastoreItem xmlns:ds="http://schemas.openxmlformats.org/officeDocument/2006/customXml" ds:itemID="{505B986E-37E5-4D4E-B4B1-EA1DC1D9A03C}">
   <ds:schemaRefs>
     <ds:schemaRef ds:uri="http://schemas.microsoft.com/office/2006/metadata/contentType"/>
@@ -4198,4 +4215,29 @@
     <ds:schemaRef ds:uri="http://schemas.microsoft.com/internal/obd"/>
   </ds:schemaRefs>
 </ds:datastoreItem>
+</file>
+
+<file path=customXml/itemProps2.xml><?xml version="1.0" encoding="utf-8"?>
+<ds:datastoreItem xmlns:ds="http://schemas.openxmlformats.org/officeDocument/2006/customXml" ds:itemID="{136A164F-8645-44D8-B6BC-A4E6138E831C}">
+  <ds:schemaRefs>
+    <ds:schemaRef ds:uri="http://schemas.openxmlformats.org/officeDocument/2006/bibliography"/>
+  </ds:schemaRefs>
+</ds:datastoreItem>
+</file>
+
+<file path=customXml/itemProps3.xml><?xml version="1.0" encoding="utf-8"?>
+<ds:datastoreItem xmlns:ds="http://schemas.openxmlformats.org/officeDocument/2006/customXml" ds:itemID="{17536E81-D9AE-4CDE-802B-BF7FB31DF987}">
+  <ds:schemaRefs>
+    <ds:schemaRef ds:uri="http://schemas.microsoft.com/sharepoint/v3/contenttype/forms"/>
+  </ds:schemaRefs>
+</ds:datastoreItem>
+</file>
+
+<file path=customXml/itemProps4.xml><?xml version="1.0" encoding="utf-8"?>
+<ds:datastoreItem xmlns:ds="http://schemas.openxmlformats.org/officeDocument/2006/customXml" ds:itemID="{D832A502-746A-4E85-8F3E-FCD4602F5288}">
+  <ds:schemaRefs>
+    <ds:schemaRef ds:uri="http://schemas.microsoft.com/office/2006/metadata/properties"/>
+    <ds:schemaRef ds:uri="http://schemas.microsoft.com/office/infopath/2007/PartnerControls"/>
+  </ds:schemaRefs>
+</ds:datastoreItem>
 </file>